--- a/fise/Rezolvare_E33_Simulare_proba_practica_de_examen.docx
+++ b/fise/Rezolvare_E33_Simulare_proba_practica_de_examen.docx
@@ -90,7 +90,7 @@
           <w:b/>
           <w:sz w:val="24"/>
         </w:rPr>
-        <w:t>o lucrare-model</w:t>
+        <w:t>câte o lucrare-model pentru fiecare variantă</w:t>
       </w:r>
       <w:r>
         <w:rPr>
@@ -125,7 +125,7 @@
           <w:color w:val="1F3A5F"/>
           <w:sz w:val="28"/>
         </w:rPr>
-        <w:t>Cerința 1 – Lucrarea-model</w:t>
+        <w:t>Varianta A – autentificarea în doi pași</w:t>
       </w:r>
     </w:p>
     <w:tbl>
@@ -231,7 +231,7 @@
                 <w:b w:val="0"/>
                 <w:sz w:val="21"/>
               </w:rPr>
-              <w:t>Pagina de ajutor Google despre Verificarea în doi pași (support.google.com) – sau pagina similară de la Microsoft (support.microsoft.com)</w:t>
+              <w:t>Pagina de ajutor Google despre Verificarea în doi pași (support.google.com), sau pagina similară de la Microsoft (support.microsoft.com)</w:t>
             </w:r>
           </w:p>
         </w:tc>
@@ -307,7 +307,7 @@
                 <w:b w:val="0"/>
                 <w:sz w:val="21"/>
               </w:rPr>
-              <w:t>Credibilă?</w:t>
+              <w:t>Credibilă? De ce</w:t>
             </w:r>
           </w:p>
         </w:tc>
@@ -321,67 +321,7 @@
                 <w:b w:val="0"/>
                 <w:sz w:val="21"/>
               </w:rPr>
-              <w:t>Da</w:t>
-            </w:r>
-          </w:p>
-        </w:tc>
-      </w:tr>
-      <w:tr>
-        <w:tc>
-          <w:tcPr>
-            <w:tcW w:type="dxa" w:w="2991"/>
-          </w:tcPr>
-          <w:p>
-            <w:r>
-              <w:rPr>
-                <w:b w:val="0"/>
-                <w:sz w:val="21"/>
-              </w:rPr>
-              <w:t>De ce</w:t>
-            </w:r>
-          </w:p>
-        </w:tc>
-        <w:tc>
-          <w:tcPr>
-            <w:tcW w:type="dxa" w:w="6647"/>
-          </w:tcPr>
-          <w:p>
-            <w:r>
-              <w:rPr>
-                <w:b w:val="0"/>
-                <w:sz w:val="21"/>
-              </w:rPr>
-              <w:t>1) E site-ul oficial al firmei care oferă serviciul; 2) explică pașii, nu vinde nimic; 3) aceeași informație apare și pe site-ul Microsoft și la DNSC</w:t>
-            </w:r>
-          </w:p>
-        </w:tc>
-      </w:tr>
-      <w:tr>
-        <w:tc>
-          <w:tcPr>
-            <w:tcW w:type="dxa" w:w="2991"/>
-          </w:tcPr>
-          <w:p>
-            <w:r>
-              <w:rPr>
-                <w:b w:val="0"/>
-                <w:sz w:val="21"/>
-              </w:rPr>
-              <w:t>A doua sursă</w:t>
-            </w:r>
-          </w:p>
-        </w:tc>
-        <w:tc>
-          <w:tcPr>
-            <w:tcW w:type="dxa" w:w="6647"/>
-          </w:tcPr>
-          <w:p>
-            <w:r>
-              <w:rPr>
-                <w:b w:val="0"/>
-                <w:sz w:val="21"/>
-              </w:rPr>
-              <w:t>Pagina de ajutor Microsoft despre verificarea în doi pași, sau o pagină de pe dnsc.ro</w:t>
+              <w:t>Da: 1) e site-ul oficial al serviciului; 2) explică pașii, nu vinde nimic; 3) aceeași informație apare și la Microsoft și la DNSC</w:t>
             </w:r>
           </w:p>
         </w:tc>
@@ -443,7 +383,7 @@
                 <w:b w:val="0"/>
                 <w:sz w:val="22"/>
               </w:rPr>
-              <w:t>Ce NU e o sursă bună aici: un rezultat sponsorizat care vinde o aplicație de „securitate”; un forum fără autor; un articol vechi de 10 ani; un site cu nume ciudat, plin de reclame.</w:t>
+              <w:t>E-mail-model · Către: bogdan@pandapc.ro · Subiect: E33 – Simulare examen – Varianta A – Popescu Maria · „Bună ziua, domnule director, vă trimit atașat rezultatul căutării despre autentificarea în doi pași. Ca primă sursă am ales pagina de ajutor Google, pe care o consider credibilă, pentru că este site-ul oficial al serviciului, iar informația se confirmă și pe site-ul Microsoft. Vă rog să-mi spuneți dacă verdictul meu vi se pare corect. Vă mulțumesc! Cu stimă, Maria Popescu, casa de bilete” · Atașament: E33_Cautare_Popescu_Maria.docx</w:t>
             </w:r>
           </w:p>
         </w:tc>
@@ -465,8 +405,242 @@
           <w:color w:val="1F3A5F"/>
           <w:sz w:val="28"/>
         </w:rPr>
-        <w:t>Cerința 2 – E-mailul-model</w:t>
+        <w:t>Varianta B – managerul de parole</w:t>
       </w:r>
+    </w:p>
+    <w:tbl>
+      <w:tblPr>
+        <w:tblStyle w:val="TableGrid"/>
+        <w:tblW w:type="auto" w:w="0"/>
+        <w:tblLayout w:type="fixed"/>
+        <w:tblLook w:firstColumn="1" w:firstRow="1" w:lastColumn="0" w:lastRow="0" w:noHBand="0" w:noVBand="1" w:val="04A0"/>
+      </w:tblPr>
+      <w:tblGrid>
+        <w:gridCol w:w="2991"/>
+        <w:gridCol w:w="6647"/>
+      </w:tblGrid>
+      <w:tr>
+        <w:trPr>
+          <w:tblHeader w:val="true"/>
+        </w:trPr>
+        <w:tc>
+          <w:tcPr>
+            <w:tcW w:type="dxa" w:w="2991"/>
+            <w:shd w:val="clear" w:color="auto" w:fill="DCE6F1"/>
+          </w:tcPr>
+          <w:p>
+            <w:r/>
+            <w:r>
+              <w:rPr>
+                <w:b/>
+                <w:sz w:val="21"/>
+              </w:rPr>
+              <w:t>Ce completezi</w:t>
+            </w:r>
+          </w:p>
+        </w:tc>
+        <w:tc>
+          <w:tcPr>
+            <w:tcW w:type="dxa" w:w="6647"/>
+            <w:shd w:val="clear" w:color="auto" w:fill="DCE6F1"/>
+          </w:tcPr>
+          <w:p>
+            <w:r/>
+            <w:r>
+              <w:rPr>
+                <w:b/>
+                <w:sz w:val="21"/>
+              </w:rPr>
+              <w:t>Exemplu bun</w:t>
+            </w:r>
+          </w:p>
+        </w:tc>
+      </w:tr>
+      <w:tr>
+        <w:tc>
+          <w:tcPr>
+            <w:tcW w:type="dxa" w:w="2991"/>
+          </w:tcPr>
+          <w:p>
+            <w:r>
+              <w:rPr>
+                <w:b w:val="0"/>
+                <w:sz w:val="21"/>
+              </w:rPr>
+              <w:t>Cuvintele-cheie</w:t>
+            </w:r>
+          </w:p>
+        </w:tc>
+        <w:tc>
+          <w:tcPr>
+            <w:tcW w:type="dxa" w:w="6647"/>
+          </w:tcPr>
+          <w:p>
+            <w:r>
+              <w:rPr>
+                <w:b w:val="0"/>
+                <w:sz w:val="21"/>
+              </w:rPr>
+              <w:t>manager de parole ce este</w:t>
+            </w:r>
+          </w:p>
+        </w:tc>
+      </w:tr>
+      <w:tr>
+        <w:tc>
+          <w:tcPr>
+            <w:tcW w:type="dxa" w:w="2991"/>
+          </w:tcPr>
+          <w:p>
+            <w:r>
+              <w:rPr>
+                <w:b w:val="0"/>
+                <w:sz w:val="21"/>
+              </w:rPr>
+              <w:t>Primul site accesat</w:t>
+            </w:r>
+          </w:p>
+        </w:tc>
+        <w:tc>
+          <w:tcPr>
+            <w:tcW w:type="dxa" w:w="6647"/>
+          </w:tcPr>
+          <w:p>
+            <w:r>
+              <w:rPr>
+                <w:b w:val="0"/>
+                <w:sz w:val="21"/>
+              </w:rPr>
+              <w:t>Pagina de ajutor Google despre Managerul de parole Google (support.google.com), sau pagina Microsoft despre parolele salvate în Edge (support.microsoft.com)</w:t>
+            </w:r>
+          </w:p>
+        </w:tc>
+      </w:tr>
+      <w:tr>
+        <w:tc>
+          <w:tcPr>
+            <w:tcW w:type="dxa" w:w="2991"/>
+          </w:tcPr>
+          <w:p>
+            <w:r>
+              <w:rPr>
+                <w:b w:val="0"/>
+                <w:sz w:val="21"/>
+              </w:rPr>
+              <w:t>Cine e în spatele site-ului</w:t>
+            </w:r>
+          </w:p>
+        </w:tc>
+        <w:tc>
+          <w:tcPr>
+            <w:tcW w:type="dxa" w:w="6647"/>
+          </w:tcPr>
+          <w:p>
+            <w:r>
+              <w:rPr>
+                <w:b w:val="0"/>
+                <w:sz w:val="21"/>
+              </w:rPr>
+              <w:t>Google (sau Microsoft): firma care oferă unealta</w:t>
+            </w:r>
+          </w:p>
+        </w:tc>
+      </w:tr>
+      <w:tr>
+        <w:tc>
+          <w:tcPr>
+            <w:tcW w:type="dxa" w:w="2991"/>
+          </w:tcPr>
+          <w:p>
+            <w:r>
+              <w:rPr>
+                <w:b w:val="0"/>
+                <w:sz w:val="21"/>
+              </w:rPr>
+              <w:t>Data</w:t>
+            </w:r>
+          </w:p>
+        </w:tc>
+        <w:tc>
+          <w:tcPr>
+            <w:tcW w:type="dxa" w:w="6647"/>
+          </w:tcPr>
+          <w:p>
+            <w:r>
+              <w:rPr>
+                <w:b w:val="0"/>
+                <w:sz w:val="21"/>
+              </w:rPr>
+              <w:t>Fără dată vizibilă; pagina e actualizată de firmă</w:t>
+            </w:r>
+          </w:p>
+        </w:tc>
+      </w:tr>
+      <w:tr>
+        <w:tc>
+          <w:tcPr>
+            <w:tcW w:type="dxa" w:w="2991"/>
+          </w:tcPr>
+          <w:p>
+            <w:r>
+              <w:rPr>
+                <w:b w:val="0"/>
+                <w:sz w:val="21"/>
+              </w:rPr>
+              <w:t>Credibilă? De ce</w:t>
+            </w:r>
+          </w:p>
+        </w:tc>
+        <w:tc>
+          <w:tcPr>
+            <w:tcW w:type="dxa" w:w="6647"/>
+          </w:tcPr>
+          <w:p>
+            <w:r>
+              <w:rPr>
+                <w:b w:val="0"/>
+                <w:sz w:val="21"/>
+              </w:rPr>
+              <w:t>Da, pentru „cum funcționează”: 1) e pagina oficială a uneltei; 2) explică pașii; 3) ideea de bază (o parolă diferită la fiecare cont, ținută criptat) se confirmă și în recomandările DNSC. Atenție: site-urile firmelor care vând manageri de parole explică bine, dar vor să-ți vândă produsul.</w:t>
+            </w:r>
+          </w:p>
+        </w:tc>
+      </w:tr>
+      <w:tr>
+        <w:tc>
+          <w:tcPr>
+            <w:tcW w:type="dxa" w:w="2991"/>
+          </w:tcPr>
+          <w:p>
+            <w:r>
+              <w:rPr>
+                <w:b w:val="0"/>
+                <w:sz w:val="21"/>
+              </w:rPr>
+              <w:t>Ce am aflat</w:t>
+            </w:r>
+          </w:p>
+        </w:tc>
+        <w:tc>
+          <w:tcPr>
+            <w:tcW w:type="dxa" w:w="6647"/>
+          </w:tcPr>
+          <w:p>
+            <w:r>
+              <w:rPr>
+                <w:b w:val="0"/>
+                <w:sz w:val="21"/>
+              </w:rPr>
+              <w:t>Un manager de parole îți păstrează parolele criptat, sub o singură parolă principală, și le completează singur. Așa poți avea o parolă lungă și diferită la fiecare cont, fără să le ții minte pe toate.</w:t>
+            </w:r>
+          </w:p>
+        </w:tc>
+      </w:tr>
+    </w:tbl>
+    <w:p>
+      <w:pPr>
+        <w:spacing w:after="40"/>
+      </w:pPr>
     </w:p>
     <w:tbl>
       <w:tblPr>
@@ -489,7 +663,7 @@
                 <w:b w:val="0"/>
                 <w:sz w:val="22"/>
               </w:rPr>
-              <w:t>Către: bogdan@pandapc.ro · Subiect: E33 – Simulare examen – Popescu Maria · „Bună ziua, domnule formator, vă trimit atașat rezultatul simulării probei practice: căutarea despre autentificarea în doi pași. Ca primă sursă am ales pagina de ajutor Google, pe care o consider credibilă, pentru că este site-ul oficial al serviciului și informația se confirmă și pe site-ul Microsoft. Vă rog să-mi spuneți dacă verdictul și motivele sunt suficiente pentru examen. Vă mulțumesc! Cu stimă, Maria Popescu, Grupa 4” · Atașament: E33_Cautare_Popescu_Maria.docx</w:t>
+              <w:t>E-mail-model · Către: bogdan@pandapc.ro · Subiect: E33 – Simulare examen – Varianta B – Ionescu Andrei · „Bună ziua, domnule profesor, vă trimit atașat tema: căutarea despre managerul de parole. Sursa principală este pagina de ajutor Google, pe care o consider credibilă, pentru că este pagina oficială a uneltei, iar informația se confirmă în recomandările DNSC. Am o întrebare: este sigur să folosesc managerul de parole din browser și pe calculatorul de la serviciu? Vă mulțumesc! Cu stimă, Andrei Ionescu, Grupa 4” · Atașament: E33_Cautare_Ionescu_Andrei.docx</w:t>
             </w:r>
           </w:p>
         </w:tc>
@@ -511,7 +685,287 @@
           <w:color w:val="1F3A5F"/>
           <w:sz w:val="28"/>
         </w:rPr>
-        <w:t>Cum se notează (baremul oficial), pe această lucrare</w:t>
+        <w:t>Varianta C – copia de siguranță (backupul)</w:t>
+      </w:r>
+    </w:p>
+    <w:tbl>
+      <w:tblPr>
+        <w:tblStyle w:val="TableGrid"/>
+        <w:tblW w:type="auto" w:w="0"/>
+        <w:tblLayout w:type="fixed"/>
+        <w:tblLook w:firstColumn="1" w:firstRow="1" w:lastColumn="0" w:lastRow="0" w:noHBand="0" w:noVBand="1" w:val="04A0"/>
+      </w:tblPr>
+      <w:tblGrid>
+        <w:gridCol w:w="2991"/>
+        <w:gridCol w:w="6647"/>
+      </w:tblGrid>
+      <w:tr>
+        <w:trPr>
+          <w:tblHeader w:val="true"/>
+        </w:trPr>
+        <w:tc>
+          <w:tcPr>
+            <w:tcW w:type="dxa" w:w="2991"/>
+            <w:shd w:val="clear" w:color="auto" w:fill="DCE6F1"/>
+          </w:tcPr>
+          <w:p>
+            <w:r/>
+            <w:r>
+              <w:rPr>
+                <w:b/>
+                <w:sz w:val="21"/>
+              </w:rPr>
+              <w:t>Ce completezi</w:t>
+            </w:r>
+          </w:p>
+        </w:tc>
+        <w:tc>
+          <w:tcPr>
+            <w:tcW w:type="dxa" w:w="6647"/>
+            <w:shd w:val="clear" w:color="auto" w:fill="DCE6F1"/>
+          </w:tcPr>
+          <w:p>
+            <w:r/>
+            <w:r>
+              <w:rPr>
+                <w:b/>
+                <w:sz w:val="21"/>
+              </w:rPr>
+              <w:t>Exemplu bun</w:t>
+            </w:r>
+          </w:p>
+        </w:tc>
+      </w:tr>
+      <w:tr>
+        <w:tc>
+          <w:tcPr>
+            <w:tcW w:type="dxa" w:w="2991"/>
+          </w:tcPr>
+          <w:p>
+            <w:r>
+              <w:rPr>
+                <w:b w:val="0"/>
+                <w:sz w:val="21"/>
+              </w:rPr>
+              <w:t>Cuvintele-cheie</w:t>
+            </w:r>
+          </w:p>
+        </w:tc>
+        <w:tc>
+          <w:tcPr>
+            <w:tcW w:type="dxa" w:w="6647"/>
+          </w:tcPr>
+          <w:p>
+            <w:r>
+              <w:rPr>
+                <w:b w:val="0"/>
+                <w:sz w:val="21"/>
+              </w:rPr>
+              <w:t>backup fișiere cum fac</w:t>
+            </w:r>
+          </w:p>
+        </w:tc>
+      </w:tr>
+      <w:tr>
+        <w:tc>
+          <w:tcPr>
+            <w:tcW w:type="dxa" w:w="2991"/>
+          </w:tcPr>
+          <w:p>
+            <w:r>
+              <w:rPr>
+                <w:b w:val="0"/>
+                <w:sz w:val="21"/>
+              </w:rPr>
+              <w:t>Primul site accesat</w:t>
+            </w:r>
+          </w:p>
+        </w:tc>
+        <w:tc>
+          <w:tcPr>
+            <w:tcW w:type="dxa" w:w="6647"/>
+          </w:tcPr>
+          <w:p>
+            <w:r>
+              <w:rPr>
+                <w:b w:val="0"/>
+                <w:sz w:val="21"/>
+              </w:rPr>
+              <w:t>Pagina de ajutor Microsoft despre copia de rezervă a folderelor în OneDrive (support.microsoft.com)</w:t>
+            </w:r>
+          </w:p>
+        </w:tc>
+      </w:tr>
+      <w:tr>
+        <w:tc>
+          <w:tcPr>
+            <w:tcW w:type="dxa" w:w="2991"/>
+          </w:tcPr>
+          <w:p>
+            <w:r>
+              <w:rPr>
+                <w:b w:val="0"/>
+                <w:sz w:val="21"/>
+              </w:rPr>
+              <w:t>Cine e în spatele site-ului</w:t>
+            </w:r>
+          </w:p>
+        </w:tc>
+        <w:tc>
+          <w:tcPr>
+            <w:tcW w:type="dxa" w:w="6647"/>
+          </w:tcPr>
+          <w:p>
+            <w:r>
+              <w:rPr>
+                <w:b w:val="0"/>
+                <w:sz w:val="21"/>
+              </w:rPr>
+              <w:t>Microsoft, firma care face Windows și OneDrive</w:t>
+            </w:r>
+          </w:p>
+        </w:tc>
+      </w:tr>
+      <w:tr>
+        <w:tc>
+          <w:tcPr>
+            <w:tcW w:type="dxa" w:w="2991"/>
+          </w:tcPr>
+          <w:p>
+            <w:r>
+              <w:rPr>
+                <w:b w:val="0"/>
+                <w:sz w:val="21"/>
+              </w:rPr>
+              <w:t>Data</w:t>
+            </w:r>
+          </w:p>
+        </w:tc>
+        <w:tc>
+          <w:tcPr>
+            <w:tcW w:type="dxa" w:w="6647"/>
+          </w:tcPr>
+          <w:p>
+            <w:r>
+              <w:rPr>
+                <w:b w:val="0"/>
+                <w:sz w:val="21"/>
+              </w:rPr>
+              <w:t>Fără dată vizibilă; pagina e actualizată de firmă</w:t>
+            </w:r>
+          </w:p>
+        </w:tc>
+      </w:tr>
+      <w:tr>
+        <w:tc>
+          <w:tcPr>
+            <w:tcW w:type="dxa" w:w="2991"/>
+          </w:tcPr>
+          <w:p>
+            <w:r>
+              <w:rPr>
+                <w:b w:val="0"/>
+                <w:sz w:val="21"/>
+              </w:rPr>
+              <w:t>Credibilă? De ce</w:t>
+            </w:r>
+          </w:p>
+        </w:tc>
+        <w:tc>
+          <w:tcPr>
+            <w:tcW w:type="dxa" w:w="6647"/>
+          </w:tcPr>
+          <w:p>
+            <w:r>
+              <w:rPr>
+                <w:b w:val="0"/>
+                <w:sz w:val="21"/>
+              </w:rPr>
+              <w:t>Da: 1) e site-ul oficial al produsului; 2) explică pașii, cu imagini; 3) sfatul de a avea o copie în alt loc decât calculatorul apare și în recomandările DNSC despre ransomware</w:t>
+            </w:r>
+          </w:p>
+        </w:tc>
+      </w:tr>
+      <w:tr>
+        <w:tc>
+          <w:tcPr>
+            <w:tcW w:type="dxa" w:w="2991"/>
+          </w:tcPr>
+          <w:p>
+            <w:r>
+              <w:rPr>
+                <w:b w:val="0"/>
+                <w:sz w:val="21"/>
+              </w:rPr>
+              <w:t>Ce am aflat</w:t>
+            </w:r>
+          </w:p>
+        </w:tc>
+        <w:tc>
+          <w:tcPr>
+            <w:tcW w:type="dxa" w:w="6647"/>
+          </w:tcPr>
+          <w:p>
+            <w:r>
+              <w:rPr>
+                <w:b w:val="0"/>
+                <w:sz w:val="21"/>
+              </w:rPr>
+              <w:t>Backupul e o copie a fișierelor importante, ținută în alt loc decât calculatorul: în cloud (OneDrive) sau pe un disc extern. Dacă se strică laptopul sau apare un virus, fișierele nu se pierd. O regulă des întâlnită: 3 copii, pe 2 suporturi diferite, dintre care 1 în alt loc.</w:t>
+            </w:r>
+          </w:p>
+        </w:tc>
+      </w:tr>
+    </w:tbl>
+    <w:p>
+      <w:pPr>
+        <w:spacing w:after="40"/>
+      </w:pPr>
+    </w:p>
+    <w:tbl>
+      <w:tblPr>
+        <w:tblStyle w:val="TableGrid"/>
+        <w:tblW w:type="auto" w:w="0"/>
+        <w:tblLook w:firstColumn="1" w:firstRow="1" w:lastColumn="0" w:lastRow="0" w:noHBand="0" w:noVBand="1" w:val="04A0"/>
+      </w:tblPr>
+      <w:tblGrid>
+        <w:gridCol w:w="10206"/>
+      </w:tblGrid>
+      <w:tr>
+        <w:tc>
+          <w:tcPr>
+            <w:tcW w:type="dxa" w:w="10206"/>
+            <w:shd w:val="clear" w:color="auto" w:fill="F2F2F2"/>
+          </w:tcPr>
+          <w:p>
+            <w:r>
+              <w:rPr>
+                <w:b w:val="0"/>
+                <w:sz w:val="22"/>
+              </w:rPr>
+              <w:t>E-mail-model · Către: bogdan@pandapc.ro · Subiect: E33 – Simulare examen – Varianta C – Stan Elena · „Bună ziua, doamna Rusu, vă propun ca biroul nostru să facă o copie de siguranță a fișierelor de lucru o dată pe lună, pe OneDrive. Așa nu pierdem documentele dacă se strică un calculator. Am atașat rezultatul căutării, cu sursa: pagina oficială Microsoft, care explică pașii. Vă rog să-mi spuneți dacă putem discuta propunerea la ședința de joi. Vă mulțumesc! Cu stimă, Elena Stan, casa de bilete” · Atașament: E33_Cautare_Stan_Elena.docx</w:t>
+            </w:r>
+          </w:p>
+        </w:tc>
+      </w:tr>
+    </w:tbl>
+    <w:p>
+      <w:pPr>
+        <w:spacing w:after="40"/>
+      </w:pPr>
+    </w:p>
+    <w:p>
+      <w:pPr>
+        <w:keepNext/>
+        <w:spacing w:after="80" w:before="160"/>
+      </w:pPr>
+      <w:r>
+        <w:rPr>
+          <w:b/>
+          <w:color w:val="1F3A5F"/>
+          <w:sz w:val="28"/>
+        </w:rPr>
+        <w:t>Cum se notează (baremul oficial), pe oricare variantă</w:t>
       </w:r>
     </w:p>
     <w:tbl>
@@ -838,7 +1292,7 @@
                 <w:b w:val="0"/>
                 <w:sz w:val="21"/>
               </w:rPr>
-              <w:t>Ton formal, potrivit pentru un angajator; rezumat pe înțelesul oricui.</w:t>
+              <w:t>Tonul se potrivește destinatarului: angajator, profesor sau șefă; cererea e clară.</w:t>
             </w:r>
           </w:p>
         </w:tc>
@@ -926,7 +1380,7 @@
                 <w:b w:val="0"/>
                 <w:sz w:val="21"/>
               </w:rPr>
-              <w:t>Subiectul exact, fișierul cu nume corect, trimis în timp.</w:t>
+              <w:t>Subiectul exact (cu litera variantei), fișierul cu nume corect, trimis în timp.</w:t>
             </w:r>
           </w:p>
         </w:tc>
@@ -994,7 +1448,7 @@
                 <w:b w:val="0"/>
                 <w:sz w:val="22"/>
               </w:rPr>
-              <w:t>Cele mai dese pierderi de puncte: primul rezultat ales a fost o reclamă; „e credibil pentru că e primul” (nu e un motiv); rezumat copiat de pe site; e-mail fără atașament sau fără semnătură; subiect schimbat.</w:t>
+              <w:t>Cele mai dese pierderi de puncte: primul rezultat ales a fost o reclamă; „e credibil pentru că e primul” (nu e un motiv); rezumat copiat de pe site; e-mail fără atașament sau fără semnătură; subiect fără litera variantei; la varianta C, lipsește propunerea concretă (ce, cât de des, unde).</w:t>
             </w:r>
           </w:p>
         </w:tc>
